--- a/public/downloads/20_Cessao_Direitos_Autorais.docx
+++ b/public/downloads/20_Cessao_Direitos_Autorais.docx
@@ -8,12 +8,12 @@
       </w:pPr>
       <w:r>
         <w:rPr>
-          <w:rFonts w:ascii="Arial" w:hAnsi="Arial"/>
+          <w:rFonts w:ascii="Times New Roman" w:hAnsi="Times New Roman"/>
           <w:b/>
-          <w:color w:val="1A2C4C"/>
+          <w:color w:val="0A192F"/>
           <w:sz w:val="26"/>
         </w:rPr>
-        <w:t>CONTRATO DE CESSÃO TOTAL DE DIREITOS AUTORAIS E IMAGEM</w:t>
+        <w:t>CONTRATO DE CESSÃO TOTAL, DEFINITIVA E IRREVOGÁVEL DE DIREITOS PATRIMONIAIS DE AUTOR E IMAGEM</w:t>
       </w:r>
     </w:p>
     <w:p>
@@ -22,12 +22,12 @@
       </w:pPr>
       <w:r>
         <w:rPr>
-          <w:rFonts w:ascii="Arial" w:hAnsi="Arial"/>
+          <w:rFonts w:ascii="Times New Roman" w:hAnsi="Times New Roman"/>
           <w:i/>
-          <w:color w:val="787878"/>
-          <w:sz w:val="19"/>
+          <w:color w:val="5A5A5A"/>
+          <w:sz w:val="20"/>
         </w:rPr>
-        <w:t>Acervo de Segurança Jurídica • Módulo 2: Negócios e Serviços • Banca Andrade &amp; Florio</w:t>
+        <w:t>Regulado pela Lei Federal nº 9.610/1998 (Lei de Direitos Autorais)</w:t>
       </w:r>
     </w:p>
     <w:p/>
@@ -45,7 +45,7 @@
         <w:tc>
           <w:tcPr>
             <w:tcW w:type="dxa" w:w="9360"/>
-            <w:shd w:fill="F4F5F7"/>
+            <w:shd w:fill="F8F9FA"/>
           </w:tcPr>
           <w:p>
             <w:pPr>
@@ -56,10 +56,12 @@
               <w:rPr>
                 <w:rFonts w:ascii="Arial" w:hAnsi="Arial"/>
                 <w:b/>
-                <w:color w:val="B48214"/>
-                <w:sz w:val="19"/>
+                <w:color w:val="8C640F"/>
+                <w:sz w:val="18"/>
               </w:rPr>
-              <w:t>💡 NOTA TÉCNICA DO ADVOGADO: Sem contrato de cessão, o autor original (designer, programador, fotógrafo) continua sendo o dono dos direitos patrimoniais da obra.</w:t>
+              <w:t>ORIENTAÇÃO TÉCNICA E SEGURANÇA JURÍDICA (ANDRADE &amp; FLORIO):</w:t>
+              <w:br/>
+              <w:t>No Brasil, a criação intelectual (design, código-fonte, ilustrações, fotos) pertence originariamente ao autor pessoa física. Para que uma empresa possa comercializar a obra livremente sem pagar royalties perpétuos, é indispensável a cessão total expressa de direitos patrimoniais por escrito.</w:t>
             </w:r>
           </w:p>
         </w:tc>
@@ -68,102 +70,158 @@
     <w:p/>
     <w:p>
       <w:pPr>
-        <w:pStyle w:val="Heading2"/>
+        <w:spacing w:line="300" w:lineRule="auto" w:after="240"/>
+        <w:jc w:val="both"/>
       </w:pPr>
       <w:r>
-        <w:t>QUALIFICAÇÃO DAS PARTES</w:t>
-      </w:r>
-    </w:p>
-    <w:p>
-      <w:r>
-        <w:t>CEDENTE: [CRIADOR/AUTOR].</w:t>
+        <w:rPr>
+          <w:rFonts w:ascii="Times New Roman" w:hAnsi="Times New Roman"/>
+          <w:color w:val="1E1E1E"/>
+          <w:sz w:val="22"/>
+        </w:rPr>
+        <w:t>Pelo presente Instrumento Particular de Cessão de Direitos Autorais, celebram entre si:</w:t>
         <w:br/>
-        <w:t>CESSIONÁRIO: [COMPRADOR DOS DIREITOS].</w:t>
+        <w:br/>
+        <w:t>CEDENTE (AUTOR/CRIADOR): [NOME DO PROFISSIONAL], [nacionalidade], CPF nº [CPF], residente na [ENDEREÇO];</w:t>
+        <w:br/>
+        <w:br/>
+        <w:t>CESSIONÁRIA (ADQUIRENTE): [RAZÃO SOCIAL OU NOME DA EMPRESA], CNPJ/CPF [NÚMERO], com sede na [ENDEREÇO];</w:t>
+        <w:br/>
+        <w:br/>
+        <w:t>Ajustam as cláusulas a seguir:</w:t>
       </w:r>
     </w:p>
     <w:p>
       <w:pPr>
-        <w:spacing w:before="200" w:after="40"/>
+        <w:spacing w:before="240" w:after="60"/>
       </w:pPr>
       <w:r>
         <w:rPr>
-          <w:rFonts w:ascii="Arial" w:hAnsi="Arial"/>
+          <w:rFonts w:ascii="Times New Roman" w:hAnsi="Times New Roman"/>
           <w:b/>
-          <w:color w:val="1A2C4C"/>
+          <w:color w:val="0A192F"/>
           <w:sz w:val="22"/>
         </w:rPr>
-        <w:t>CLÁUSULA PRIMEIRA – DA CESSÃO DEFINITIVA</w:t>
+        <w:t>CLÁUSULA PRIMEIRA – DA CESSÃO TOTAL E DEFINITIVA</w:t>
       </w:r>
     </w:p>
     <w:p>
       <w:pPr>
-        <w:spacing w:before="0" w:after="120" w:line="276" w:lineRule="auto"/>
+        <w:spacing w:before="0" w:after="160" w:line="300" w:lineRule="auto"/>
+        <w:jc w:val="both"/>
       </w:pPr>
       <w:r>
         <w:rPr>
-          <w:rFonts w:ascii="Arial" w:hAnsi="Arial"/>
-          <w:color w:val="282828"/>
-          <w:sz w:val="20"/>
+          <w:rFonts w:ascii="Times New Roman" w:hAnsi="Times New Roman"/>
+          <w:color w:val="1E1E1E"/>
+          <w:sz w:val="21"/>
         </w:rPr>
-        <w:t>Cessão total, irrevogável e definitiva de todos os direitos patrimoniais sobre a obra [DESCRIÇÃO DA OBRA].</w:t>
+        <w:t>1.1. O CEDENTE cede e transfere à CESSIONÁRIA, em caráter total, definitivo, irrevogável e irretratável, a integralidade dos direitos patrimoniais de autor sobre a obra intelectual consistente em: [DESCREVER OBRA: ex. logotipo, código de software, textos, ilustrações, fotografias].</w:t>
       </w:r>
     </w:p>
     <w:p>
       <w:pPr>
-        <w:spacing w:before="200" w:after="40"/>
+        <w:spacing w:before="240" w:after="60"/>
       </w:pPr>
       <w:r>
         <w:rPr>
-          <w:rFonts w:ascii="Arial" w:hAnsi="Arial"/>
+          <w:rFonts w:ascii="Times New Roman" w:hAnsi="Times New Roman"/>
           <w:b/>
-          <w:color w:val="1A2C4C"/>
+          <w:color w:val="0A192F"/>
           <w:sz w:val="22"/>
         </w:rPr>
-        <w:t>CLÁUSULA SEGUNDA – DO USO IRRESTRITO</w:t>
+        <w:t>CLÁUSULA SEGUNDA – DA ABRANGÊNCIA E EXPLORAÇÃO ECONÔMICA</w:t>
       </w:r>
     </w:p>
     <w:p>
       <w:pPr>
-        <w:spacing w:before="0" w:after="120" w:line="276" w:lineRule="auto"/>
+        <w:spacing w:before="0" w:after="160" w:line="300" w:lineRule="auto"/>
+        <w:jc w:val="both"/>
       </w:pPr>
       <w:r>
         <w:rPr>
-          <w:rFonts w:ascii="Arial" w:hAnsi="Arial"/>
-          <w:color w:val="282828"/>
-          <w:sz w:val="20"/>
+          <w:rFonts w:ascii="Times New Roman" w:hAnsi="Times New Roman"/>
+          <w:color w:val="1E1E1E"/>
+          <w:sz w:val="21"/>
         </w:rPr>
-        <w:t>O Cessionário poderá comercializar, reproduzir, modificar e licenciar a obra sem qualquer restrição.</w:t>
+        <w:t>1.1. A CESSIONÁRIA poderá explorar economicamente a obra no Brasil e no exterior, por qualquer meio físico ou digital, inclusive modificando, comercializando e registrando o material sem necessidade de novas anuências ou pagamento de royalties adicionais.</w:t>
       </w:r>
     </w:p>
     <w:p>
+      <w:pPr>
+        <w:spacing w:before="240" w:after="60"/>
+      </w:pPr>
       <w:r>
+        <w:rPr>
+          <w:rFonts w:ascii="Times New Roman" w:hAnsi="Times New Roman"/>
+          <w:b/>
+          <w:color w:val="0A192F"/>
+          <w:sz w:val="22"/>
+        </w:rPr>
+        <w:t>CLÁUSULA TERCEIRA – DO PREÇO DA CESSÃO</w:t>
+      </w:r>
+    </w:p>
+    <w:p>
+      <w:pPr>
+        <w:spacing w:before="0" w:after="160" w:line="300" w:lineRule="auto"/>
+        <w:jc w:val="both"/>
+      </w:pPr>
+      <w:r>
+        <w:rPr>
+          <w:rFonts w:ascii="Times New Roman" w:hAnsi="Times New Roman"/>
+          <w:color w:val="1E1E1E"/>
+          <w:sz w:val="21"/>
+        </w:rPr>
+        <w:t>3.1. A cessão é realizada pelo valor total e único de R$ [VALOR POR EXTENSO], pago nesta data, conferindo o CEDENTE quitação geral e definitiva por todos os direitos patrimoniais.</w:t>
+      </w:r>
+    </w:p>
+    <w:p>
+      <w:pPr>
+        <w:spacing w:before="360" w:after="480"/>
+      </w:pPr>
+      <w:r>
+        <w:rPr>
+          <w:rFonts w:ascii="Times New Roman" w:hAnsi="Times New Roman"/>
+          <w:sz w:val="21"/>
+        </w:rPr>
+        <w:t>E, por estarem assim justas, acordadas e contratadas, as partes firmam o presente instrumento em 02 (duas) vias de igual teor e forma, na presença das 02 (duas) testemunhas instrumentárias abaixo qualificadas, que a tudo assistiram e dão fé.</w:t>
+        <w:br/>
         <w:br/>
         <w:t>[CIDADE/UF], [DIA] de [MÊS] de 202[X].</w:t>
         <w:br/>
         <w:br/>
-      </w:r>
-    </w:p>
-    <w:p>
-      <w:r>
-        <w:t>_________________________________________</w:t>
         <w:br/>
-        <w:t>PRIMEIRA PARTE / CONTRATANTE</w:t>
+        <w:t>___________________________________________________________</w:t>
+        <w:br/>
+        <w:t>PRIMEIRA PARTE</w:t>
+        <w:br/>
+        <w:t>CPF/CNPJ nº [NÚMERO]</w:t>
         <w:br/>
         <w:br/>
-        <w:t>_________________________________________</w:t>
         <w:br/>
-        <w:t>SEGUNDA PARTE / CONTRATADA</w:t>
+        <w:t>___________________________________________________________</w:t>
+        <w:br/>
+        <w:t>SEGUNDA PARTE</w:t>
+        <w:br/>
+        <w:t>CPF/CNPJ nº [NÚMERO]</w:t>
         <w:br/>
         <w:br/>
-      </w:r>
-    </w:p>
-    <w:p>
-      <w:r>
-        <w:t>TESTEMUNHAS:</w:t>
         <w:br/>
-        <w:t>1. Nome: ____________________ CPF: ______________</w:t>
+        <w:t>TESTEMUNHAS INSTRUMENTÁRIAS:</w:t>
         <w:br/>
-        <w:t>2. Nome: ____________________ CPF: ______________</w:t>
+        <w:br/>
+        <w:t>1. ______________________________________</w:t>
+        <w:br/>
+        <w:t>Nome: [NOME COMPLETO DA TESTEMUNHA 1]</w:t>
+        <w:br/>
+        <w:t>RG nº [NÚMERO] | CPF nº [NÚMERO]</w:t>
+        <w:br/>
+        <w:br/>
+        <w:t>2. ______________________________________</w:t>
+        <w:br/>
+        <w:t>Nome: [NOME COMPLETO DA TESTEMUNHA 2]</w:t>
+        <w:br/>
+        <w:t>RG nº [NÚMERO] | CPF nº [NÚMERO]</w:t>
       </w:r>
     </w:p>
     <w:sectPr>
